--- a/ky/wisdom-stories/if-the-door-before-you-wont-open-it-is-not-your-door.docx
+++ b/ky/wisdom-stories/if-the-door-before-you-wont-open-it-is-not-your-door.docx
@@ -20,7 +20,7 @@
           <w:sz w:val="34"/>
           <w:lang w:val="ky-KG"/>
         </w:rPr>
-        <w:t>Алдыңыздагы эшик ачылбаса, демек, ал сиздин эшигиңиз эмес</w:t>
+        <w:t>Ачылбаган эшик балким сенин эшигиң эмес</w:t>
       </w:r>
       <w:bookmarkEnd w:id="10108"/>
     </w:p>
@@ -99,7 +99,7 @@
           <w:sz w:val="22"/>
           <w:lang w:val="ky-KG"/>
         </w:rPr>
-        <w:t xml:space="preserve">Сабак: </w:t>
+        <w:t>Сабак: Жабылган ар бир эшик чындыгында пайдалуураак жолду көрсөтүшү мүмкүн. «Жакшыдан» ажыроо кээде «жакшыраакка» алып барат.</w:t>
       </w:r>
       <w:r>
         <w:rPr>
@@ -108,7 +108,6 @@
           <w:sz w:val="22"/>
           <w:lang w:val="ky-KG"/>
         </w:rPr>
-        <w:t>Бир эшик жабылса, жол бүттү деп ойлобо. Кээде ошол тоскоолдук өзүңө ылайык башка мүмкүнчүлүккө алып барат.</w:t>
       </w:r>
     </w:p>
     <w:p>
@@ -128,7 +127,7 @@
           <w:sz w:val="18"/>
           <w:lang w:val="ky-KG"/>
         </w:rPr>
-        <w:t>Окуя ачык интернет булактарынан алынды.</w:t>
+        <w:t>Аңгемелер ачык интернет булактарынан алынган, иллюстрациялар болсо ЖИ менен түзүлгөн.</w:t>
       </w:r>
     </w:p>
     <w:sectPr>
